--- a/Fourth Year/SEM VII/Mobile Computing - Prof. Preeti Godabole/Assignment/Assignement_1_Varun_Khadayate_A016.docx
+++ b/Fourth Year/SEM VII/Mobile Computing - Prof. Preeti Godabole/Assignment/Assignement_1_Varun_Khadayate_A016.docx
@@ -248,11 +248,27 @@
         <w:tab/>
       </w:r>
       <w:r>
-        <w:t xml:space="preserve">ISI mitigation: large enough guard spaces between symbols/low symbol rate, channel estimation/calculate the n strongest paths and adapt the receiver accordingly. Using higher frequencies reduces the effects of multipath propagation and thus ISI. The higher the symbol rate the stronger the ISI. If senders and/or receivers move fast the chances for ISI are higher because the location of obstacles changes, hence the number, magnitude, and timing of the </w:t>
+        <w:t xml:space="preserve">ISI mitigation: large enough guard spaces between symbols/low symbol rate (used in OFDM), channel estimation/calculate the n strongest paths and adapt the receiver accordingly. </w:t>
+      </w:r>
+    </w:p>
+    <w:p>
+      <w:pPr>
+        <w:ind w:left="709"/>
+      </w:pPr>
+      <w:r>
+        <w:t xml:space="preserve">Using higher frequencies reduces the effects of multipath propagation and thus ISI waves more and more behave like light. The higher the symbol rate the stronger the ISI. If senders and/or receivers move fast the chances for ISI are higher because the location of obstacles </w:t>
       </w:r>
       <w:r>
         <w:lastRenderedPageBreak/>
-        <w:t>secondary pulses – it is difficult to follow the signals and adjust the delays for recombination. ISI lowers the bandwidth of a TDM scheme as the guard spaces require some time.</w:t>
+        <w:t xml:space="preserve">changes, hence the number, magnitude, and timing of the secondary pulses – it is difficult to follow the signals and adjust the delays for recombination. </w:t>
+      </w:r>
+    </w:p>
+    <w:p>
+      <w:pPr>
+        <w:ind w:left="709"/>
+      </w:pPr>
+      <w:r>
+        <w:t>ISI lowers the bandwidth of a TDM scheme as the guard spaces require some time.</w:t>
       </w:r>
     </w:p>
     <w:p>
@@ -284,7 +300,15 @@
         <w:t>,</w:t>
       </w:r>
       <w:r>
-        <w:t xml:space="preserve"> basis for CDMA technologies, can be used in the “background” of existing systems if the signal level is low enough. Spreading can be achieved by XORing a bit with a chipping sequence or frequency hopping.</w:t>
+        <w:t xml:space="preserve"> basis for CDMA technologies, can be used in the “background” of existing systems if the signal level is low enough. </w:t>
+      </w:r>
+    </w:p>
+    <w:p>
+      <w:pPr>
+        <w:ind w:left="709"/>
+      </w:pPr>
+      <w:r>
+        <w:t>Spreading can be achieved by XORing a bit with a chipping sequence or frequency hopping.</w:t>
       </w:r>
     </w:p>
     <w:p>
@@ -308,15 +332,7 @@
       </w:r>
       <w:r>
         <w:tab/>
-      </w:r>
-      <w:r>
-        <w:t xml:space="preserve">The main reason is the support of more users. Cellular systems reuse spectrum according to certain patterns. Each cell can support a maximum number of users. Using more cells thus results in a higher number of users per km². Additionally, using cells may support user localisation and </w:t>
-      </w:r>
-      <w:r>
-        <w:t>location-based</w:t>
-      </w:r>
-      <w:r>
-        <w:t xml:space="preserve"> services. Smaller cells also allow for less transmission power, longer runtime for mobile systems, less delay between sender and receiver. Well, the downside is the tremendous amount of money needed to set-up an infrastructure with many cells. </w:t>
+        <w:t xml:space="preserve">The main reason is the support of more users. Cellular systems reuse spectrum according to certain patterns. Each cell can support a maximum number of users. Using more cells thus results in a higher number of users per km². Additionally, using cells may support user localisation and location-based services. Smaller cells also allow for less transmission power, longer runtime for mobile systems, less delay between sender and receiver. Well, the downside is the tremendous amount of money needed to set-up an infrastructure with many cells. </w:t>
       </w:r>
     </w:p>
     <w:p>
@@ -398,153 +414,19 @@
           <w:lang w:val="en-US"/>
         </w:rPr>
       </w:pPr>
-    </w:p>
-    <w:p>
-      <w:pPr>
+      <w:r>
         <w:rPr>
           <w:lang w:val="en-US"/>
         </w:rPr>
-      </w:pPr>
-    </w:p>
-    <w:p>
-      <w:pPr>
+        <w:t xml:space="preserve">Ans: </w:t>
+      </w:r>
+      <w:r>
         <w:rPr>
           <w:lang w:val="en-US"/>
         </w:rPr>
-      </w:pPr>
-    </w:p>
-    <w:p>
-      <w:pPr>
-        <w:rPr>
-          <w:lang w:val="en-US"/>
-        </w:rPr>
-      </w:pPr>
-    </w:p>
-    <w:p>
-      <w:pPr>
-        <w:rPr>
-          <w:lang w:val="en-US"/>
-        </w:rPr>
-      </w:pPr>
-    </w:p>
-    <w:p>
-      <w:pPr>
-        <w:rPr>
-          <w:lang w:val="en-US"/>
-        </w:rPr>
-      </w:pPr>
-    </w:p>
-    <w:p>
-      <w:pPr>
-        <w:rPr>
-          <w:lang w:val="en-US"/>
-        </w:rPr>
-      </w:pPr>
-    </w:p>
-    <w:p>
-      <w:pPr>
-        <w:rPr>
-          <w:lang w:val="en-US"/>
-        </w:rPr>
-      </w:pPr>
-    </w:p>
-    <w:p>
-      <w:pPr>
-        <w:rPr>
-          <w:lang w:val="en-US"/>
-        </w:rPr>
-      </w:pPr>
-    </w:p>
-    <w:p>
-      <w:pPr>
-        <w:rPr>
-          <w:lang w:val="en-US"/>
-        </w:rPr>
-      </w:pPr>
-    </w:p>
-    <w:p>
-      <w:pPr>
-        <w:rPr>
-          <w:lang w:val="en-US"/>
-        </w:rPr>
-      </w:pPr>
-    </w:p>
-    <w:p>
-      <w:pPr>
-        <w:rPr>
-          <w:lang w:val="en-US"/>
-        </w:rPr>
-      </w:pPr>
-    </w:p>
-    <w:p>
-      <w:pPr>
-        <w:rPr>
-          <w:lang w:val="en-US"/>
-        </w:rPr>
-      </w:pPr>
-    </w:p>
-    <w:p>
-      <w:pPr>
-        <w:rPr>
-          <w:lang w:val="en-US"/>
-        </w:rPr>
-      </w:pPr>
-    </w:p>
-    <w:p>
-      <w:pPr>
-        <w:rPr>
-          <w:lang w:val="en-US"/>
-        </w:rPr>
-      </w:pPr>
-    </w:p>
-    <w:p>
-      <w:pPr>
-        <w:rPr>
-          <w:lang w:val="en-US"/>
-        </w:rPr>
-      </w:pPr>
-    </w:p>
-    <w:p>
-      <w:pPr>
-        <w:rPr>
-          <w:lang w:val="en-US"/>
-        </w:rPr>
-      </w:pPr>
-    </w:p>
-    <w:p>
-      <w:pPr>
-        <w:rPr>
-          <w:lang w:val="en-US"/>
-        </w:rPr>
-      </w:pPr>
-    </w:p>
-    <w:p>
-      <w:pPr>
-        <w:rPr>
-          <w:lang w:val="en-US"/>
-        </w:rPr>
-      </w:pPr>
-    </w:p>
-    <w:p>
-      <w:pPr>
-        <w:rPr>
-          <w:lang w:val="en-US"/>
-        </w:rPr>
-      </w:pPr>
-    </w:p>
-    <w:p>
-      <w:pPr>
-        <w:rPr>
-          <w:lang w:val="en-US"/>
-        </w:rPr>
-      </w:pPr>
-    </w:p>
-    <w:p>
-      <w:pPr>
-        <w:rPr>
-          <w:lang w:val="en-US"/>
-        </w:rPr>
-      </w:pPr>
+        <w:tab/>
+        <w:t>BGYOBGY</w:t>
+      </w:r>
     </w:p>
     <w:p>
       <w:pPr>
